--- a/01 Documentación/01.01 Proyecto/Project Charter.docx
+++ b/01 Documentación/01.01 Proyecto/Project Charter.docx
@@ -1570,7 +1570,21 @@
                 <w:color w:val="000000"/>
                 <w:lang w:val="es-US"/>
               </w:rPr>
-              <w:t>Presupuesto total año 1: $9,045 USD</w:t>
+              <w:t>Presupuesto total año 1: $</w:t>
+            </w:r>
+            <w:r>
+              <w:rPr>
+                <w:color w:val="000000"/>
+                <w:lang w:val="es-US"/>
+              </w:rPr>
+              <w:t>10000</w:t>
+            </w:r>
+            <w:r>
+              <w:rPr>
+                <w:color w:val="000000"/>
+                <w:lang w:val="es-US"/>
+              </w:rPr>
+              <w:t xml:space="preserve"> USD</w:t>
             </w:r>
             <w:r>
               <w:rPr>
@@ -1609,7 +1623,14 @@
                 <w:color w:val="000000"/>
                 <w:lang w:val="es-US"/>
               </w:rPr>
-              <w:t>  Materiales o consumibles: $445 </w:t>
+              <w:t>  Materiales o consumibles: $4</w:t>
+            </w:r>
+            <w:r>
+              <w:rPr>
+                <w:color w:val="000000"/>
+                <w:lang w:val="es-US"/>
+              </w:rPr>
+              <w:t xml:space="preserve">50 </w:t>
             </w:r>
             <w:proofErr w:type="gramStart"/>
             <w:r>
@@ -1625,46 +1646,35 @@
                 <w:color w:val="000000"/>
                 <w:lang w:val="es-US"/>
               </w:rPr>
-              <w:t>  Máquinas o no consumibles: $1,100 USD</w:t>
-            </w:r>
-            <w:r>
-              <w:rPr>
-                <w:color w:val="000000"/>
-                <w:lang w:val="es-ES"/>
-              </w:rPr>
-              <w:t> </w:t>
-            </w:r>
-          </w:p>
-          <w:p>
-            <w:pPr>
-              <w:spacing w:before="20" w:after="20"/>
-              <w:rPr>
-                <w:color w:val="000000"/>
-                <w:lang w:val="es-ES"/>
-              </w:rPr>
-            </w:pPr>
+              <w:t>  Máquinas o no consumibles: $</w:t>
+            </w:r>
             <w:r>
               <w:rPr>
                 <w:color w:val="000000"/>
                 <w:lang w:val="es-US"/>
               </w:rPr>
-              <w:t>Presupuesto operativo anual (año 2+): $7,800 </w:t>
-            </w:r>
-            <w:proofErr w:type="gramStart"/>
+              <w:t>2</w:t>
+            </w:r>
             <w:r>
               <w:rPr>
                 <w:color w:val="000000"/>
                 <w:lang w:val="es-US"/>
               </w:rPr>
-              <w:t>USD  |</w:t>
-            </w:r>
-            <w:proofErr w:type="gramEnd"/>
+              <w:t>,</w:t>
+            </w:r>
             <w:r>
               <w:rPr>
                 <w:color w:val="000000"/>
                 <w:lang w:val="es-US"/>
               </w:rPr>
-              <w:t>  Recuperación de inversión estimada: Mes 15 de operación</w:t>
+              <w:t>05</w:t>
+            </w:r>
+            <w:r>
+              <w:rPr>
+                <w:color w:val="000000"/>
+                <w:lang w:val="es-US"/>
+              </w:rPr>
+              <w:t>0 USD</w:t>
             </w:r>
             <w:r>
               <w:rPr>
@@ -1742,7 +1752,6 @@
                 <w:bCs/>
                 <w:color w:val="000000"/>
               </w:rPr>
-              <w:lastRenderedPageBreak/>
               <w:t>Hitos</w:t>
             </w:r>
             <w:proofErr w:type="spellEnd"/>
@@ -1914,6 +1923,7 @@
                 <w:color w:val="000000"/>
                 <w:lang w:val="es-PE"/>
               </w:rPr>
+              <w:lastRenderedPageBreak/>
               <w:t>1. Inicio del proyecto y acta de constitución</w:t>
             </w:r>
           </w:p>
